--- a/task-4-email-etiquette/Request_for_Extension_on_Assignment_Submission.docx
+++ b/task-4-email-etiquette/Request_for_Extension_on_Assignment_Submission.docx
@@ -4,7 +4,51 @@
   <w:body>
     <w:p>
       <w:r>
-        <w:t xml:space="preserve">Subject - </w:t>
+        <w:t xml:space="preserve">To: </w:t>
+      </w:r>
+      <w:r>
+        <w:t>professor@cvitbhopal.ac.in</w:t>
+      </w:r>
+    </w:p>
+    <w:p>
+      <w:r>
+        <w:t>Fr</w:t>
+      </w:r>
+      <w:r>
+        <w:t>om: student@vitbhopal.ac.in</w:t>
+      </w:r>
+    </w:p>
+    <w:p>
+      <w:r>
+        <w:t>Date: 2</w:t>
+      </w:r>
+      <w:r>
+        <w:t>8</w:t>
+      </w:r>
+      <w:r>
+        <w:t xml:space="preserve"> March 2026</w:t>
+      </w:r>
+    </w:p>
+    <w:p>
+      <w:r>
+        <w:t>C</w:t>
+      </w:r>
+      <w:r>
+        <w:t>C</w:t>
+      </w:r>
+      <w:r>
+        <w:t xml:space="preserve">: </w:t>
+      </w:r>
+      <w:r>
+        <w:t>-</w:t>
+      </w:r>
+    </w:p>
+    <w:p>
+      <w:r>
+        <w:t>S</w:t>
+      </w:r>
+      <w:r>
+        <w:t xml:space="preserve">ubject - </w:t>
       </w:r>
       <w:r>
         <w:t>Request for Extension on Assignment Submission</w:t>
@@ -995,6 +1039,29 @@
       <w:spacing w:val="5"/>
     </w:rPr>
   </w:style>
+  <w:style w:type="character" w:styleId="Hyperlink">
+    <w:name w:val="Hyperlink"/>
+    <w:basedOn w:val="DefaultParagraphFont"/>
+    <w:uiPriority w:val="99"/>
+    <w:unhideWhenUsed/>
+    <w:rsid w:val="00081360"/>
+    <w:rPr>
+      <w:color w:val="467886" w:themeColor="hyperlink"/>
+      <w:u w:val="single"/>
+    </w:rPr>
+  </w:style>
+  <w:style w:type="character" w:styleId="UnresolvedMention">
+    <w:name w:val="Unresolved Mention"/>
+    <w:basedOn w:val="DefaultParagraphFont"/>
+    <w:uiPriority w:val="99"/>
+    <w:semiHidden/>
+    <w:unhideWhenUsed/>
+    <w:rsid w:val="00081360"/>
+    <w:rPr>
+      <w:color w:val="605E5C"/>
+      <w:shd w:val="clear" w:color="auto" w:fill="E1DFDD"/>
+    </w:rPr>
+  </w:style>
 </w:styles>
 </file>
 
